--- a/GitHub Getting Started.docx
+++ b/GitHub Getting Started.docx
@@ -82,22 +82,35 @@
           <w:sz w:val="28"/>
           <w:szCs w:val="28"/>
         </w:rPr>
-        <w:t>Please update the “code” in your GitHub repository to include the line:</w:t>
+        <w:t xml:space="preserve">Please update </w:t>
       </w:r>
-    </w:p>
-    <w:p>
-      <w:pPr>
-        <w:rPr>
-          <w:sz w:val="28"/>
-          <w:szCs w:val="28"/>
-        </w:rPr>
-      </w:pPr>
       <w:r>
         <w:rPr>
           <w:sz w:val="28"/>
           <w:szCs w:val="28"/>
         </w:rPr>
-        <w:t>My GitHub username is ---------</w:t>
+        <w:t>start.py</w:t>
+      </w:r>
+      <w:r>
+        <w:rPr>
+          <w:sz w:val="28"/>
+          <w:szCs w:val="28"/>
+        </w:rPr>
+        <w:t xml:space="preserve"> in your GitHub repository </w:t>
+      </w:r>
+      <w:r>
+        <w:rPr>
+          <w:sz w:val="28"/>
+          <w:szCs w:val="28"/>
+        </w:rPr>
+        <w:t>as indicated in the program</w:t>
+      </w:r>
+      <w:r>
+        <w:rPr>
+          <w:sz w:val="28"/>
+          <w:szCs w:val="28"/>
+        </w:rPr>
+        <w:t>:</w:t>
       </w:r>
     </w:p>
     <w:p>
